--- a/resources/se-contract-deed-template.docx
+++ b/resources/se-contract-deed-template.docx
@@ -1977,7 +1977,6 @@
     <w:p>
       <w:pPr>
         <w:jc w:val="both"/>
-        <w:ind w:left="702" w:first-line="-702"/>
       </w:pPr>
       <w:r>
         <w:rPr>
@@ -2029,11 +2028,11 @@
       </w:pPr>
       <w:r>
         <w:rPr>
-          <w:rFonts w:ascii="Symbol" w:hAnsi="Symbol" w:cs="Symbol"/>
-          <w:sz w:val="22"/>
-          <w:sz-cs w:val="22"/>
-        </w:rPr>
-        <w:t xml:space="preserve">∍</w:t>
+          <w:rFonts w:ascii="Times New Roman" w:hAnsi="Times New Roman" w:cs="Times New Roman"/>
+          <w:sz w:val="22"/>
+          <w:sz-cs w:val="22"/>
+        </w:rPr>
+        <w:t xml:space="preserve">℡</w:t>
       </w:r>
       <w:r>
         <w:rPr>
